--- a/lab1/ТИ-1лабораторная.docx
+++ b/lab1/ТИ-1лабораторная.docx
@@ -233,9 +233,6 @@
     <w:p>
       <w:pPr>
         <w:ind w:left="6480" w:firstLine="0"/>
-        <w:rPr>
-          <w:lang w:val="en-US"/>
-        </w:rPr>
       </w:pPr>
       <w:r>
         <w:t xml:space="preserve">Павлов </w:t>
@@ -245,9 +242,6 @@
         <w:t>И</w:t>
       </w:r>
       <w:r>
-        <w:rPr>
-          <w:lang w:val="en-US"/>
-        </w:rPr>
         <w:t>.</w:t>
       </w:r>
       <w:r>
@@ -428,6 +422,9 @@
     </w:p>
     <w:p>
       <w:r>
+        <w:rPr>
+          <w:noProof/>
+        </w:rPr>
         <w:drawing>
           <wp:inline distT="0" distB="0" distL="0" distR="0" wp14:anchorId="1BA86ED1" wp14:editId="0BA93288">
             <wp:extent cx="5940425" cy="1654175"/>
@@ -1177,7 +1174,7 @@
               <w:ind w:firstLine="0"/>
             </w:pPr>
             <w:r>
-              <w:t>И</w:t>
+              <w:t>В</w:t>
             </w:r>
           </w:p>
         </w:tc>
@@ -1190,7 +1187,7 @@
               <w:ind w:firstLine="0"/>
             </w:pPr>
             <w:r>
-              <w:t>М</w:t>
+              <w:t>Е</w:t>
             </w:r>
           </w:p>
         </w:tc>
@@ -1208,7 +1205,7 @@
               <w:ind w:firstLine="0"/>
             </w:pPr>
             <w:r>
-              <w:t>З</w:t>
+              <w:t>О</w:t>
             </w:r>
           </w:p>
         </w:tc>
@@ -1221,7 +1218,7 @@
               <w:ind w:firstLine="0"/>
             </w:pPr>
             <w:r>
-              <w:t>Т</w:t>
+              <w:t>И</w:t>
             </w:r>
           </w:p>
         </w:tc>
@@ -1234,7 +1231,7 @@
               <w:ind w:firstLine="0"/>
             </w:pPr>
             <w:r>
-              <w:t>Я</w:t>
+              <w:t>И</w:t>
             </w:r>
           </w:p>
         </w:tc>
@@ -1247,7 +1244,7 @@
               <w:ind w:firstLine="0"/>
             </w:pPr>
             <w:r>
-              <w:t>В</w:t>
+              <w:t>М</w:t>
             </w:r>
           </w:p>
         </w:tc>
@@ -1265,7 +1262,7 @@
               <w:ind w:firstLine="0"/>
             </w:pPr>
             <w:r>
-              <w:t>Е</w:t>
+              <w:t>З</w:t>
             </w:r>
           </w:p>
         </w:tc>
@@ -1278,7 +1275,7 @@
               <w:ind w:firstLine="0"/>
             </w:pPr>
             <w:r>
-              <w:t>О</w:t>
+              <w:t>Т</w:t>
             </w:r>
           </w:p>
         </w:tc>
@@ -1291,7 +1288,7 @@
               <w:ind w:firstLine="0"/>
             </w:pPr>
             <w:r>
-              <w:t>И</w:t>
+              <w:t>Я</w:t>
             </w:r>
           </w:p>
         </w:tc>
@@ -1319,26 +1316,42 @@
       <w:pPr>
         <w:ind w:firstLine="0"/>
       </w:pPr>
-      <w:proofErr w:type="gramStart"/>
       <w:r>
         <w:t xml:space="preserve">Получаем </w:t>
       </w:r>
       <w:r>
-        <w:t>:</w:t>
-      </w:r>
-      <w:proofErr w:type="gramEnd"/>
+        <w:t>:”</w:t>
+      </w:r>
+      <w:r>
+        <w:t xml:space="preserve"> </w:t>
+      </w:r>
+      <w:proofErr w:type="spellStart"/>
+      <w:r>
+        <w:t>Ерьитв</w:t>
+      </w:r>
+      <w:proofErr w:type="spellEnd"/>
+      <w:r>
+        <w:t xml:space="preserve"> </w:t>
+      </w:r>
+      <w:proofErr w:type="spellStart"/>
+      <w:r>
+        <w:t>яемн</w:t>
+      </w:r>
+      <w:proofErr w:type="spellEnd"/>
+      <w:r>
+        <w:t xml:space="preserve"> </w:t>
+      </w:r>
+      <w:proofErr w:type="spellStart"/>
+      <w:r>
+        <w:t>твияп</w:t>
+      </w:r>
+      <w:proofErr w:type="spellEnd"/>
+      <w:r>
+        <w:t xml:space="preserve"> Луоз!</w:t>
+      </w:r>
       <w:r>
         <w:t>”</w:t>
       </w:r>
-      <w:r>
-        <w:t xml:space="preserve"> </w:t>
-      </w:r>
-      <w:r>
-        <w:t>ЕРЬИЗВ ЯЕИЪ НТВЪТ ПЛУО!</w:t>
-      </w:r>
-      <w:r>
-        <w:t>”</w:t>
-      </w:r>
     </w:p>
     <w:p>
       <w:pPr>
@@ -1347,6 +1360,9 @@
     </w:p>
     <w:p>
       <w:r>
+        <w:rPr>
+          <w:noProof/>
+        </w:rPr>
         <w:drawing>
           <wp:inline distT="0" distB="0" distL="0" distR="0" wp14:anchorId="5D0996C9" wp14:editId="5890AB89">
             <wp:extent cx="5940425" cy="1367155"/>
@@ -1386,6 +1402,9 @@
     </w:p>
     <w:p>
       <w:r>
+        <w:rPr>
+          <w:noProof/>
+        </w:rPr>
         <w:drawing>
           <wp:inline distT="0" distB="0" distL="0" distR="0" wp14:anchorId="31B8822F" wp14:editId="3C86D4AF">
             <wp:extent cx="5949950" cy="1440815"/>
@@ -1823,6 +1842,9 @@
     </w:p>
     <w:p>
       <w:r>
+        <w:rPr>
+          <w:noProof/>
+        </w:rPr>
         <w:drawing>
           <wp:inline distT="0" distB="0" distL="0" distR="0" wp14:anchorId="60F72613" wp14:editId="64F65032">
             <wp:extent cx="5863348" cy="1352550"/>
@@ -1862,6 +1884,9 @@
     </w:p>
     <w:p>
       <w:r>
+        <w:rPr>
+          <w:noProof/>
+        </w:rPr>
         <w:drawing>
           <wp:inline distT="0" distB="0" distL="0" distR="0" wp14:anchorId="029A71D4" wp14:editId="276BF6C1">
             <wp:extent cx="5940425" cy="1429385"/>
@@ -2414,6 +2439,9 @@
     <w:p/>
     <w:p>
       <w:r>
+        <w:rPr>
+          <w:noProof/>
+        </w:rPr>
         <w:drawing>
           <wp:inline distT="0" distB="0" distL="0" distR="0" wp14:anchorId="43F7F107" wp14:editId="4B329621">
             <wp:extent cx="6060328" cy="1476375"/>
@@ -2453,6 +2481,9 @@
     </w:p>
     <w:p>
       <w:r>
+        <w:rPr>
+          <w:noProof/>
+        </w:rPr>
         <w:drawing>
           <wp:inline distT="0" distB="0" distL="0" distR="0" wp14:anchorId="2495B6B2" wp14:editId="131CDBF7">
             <wp:extent cx="6059805" cy="1431290"/>
@@ -3003,6 +3034,9 @@
     <w:p/>
     <w:p>
       <w:r>
+        <w:rPr>
+          <w:noProof/>
+        </w:rPr>
         <w:drawing>
           <wp:inline distT="0" distB="0" distL="0" distR="0" wp14:anchorId="3EE266CF" wp14:editId="61FC28C2">
             <wp:extent cx="5940425" cy="1461135"/>
@@ -3042,6 +3076,9 @@
     </w:p>
     <w:p>
       <w:r>
+        <w:rPr>
+          <w:noProof/>
+        </w:rPr>
         <w:drawing>
           <wp:inline distT="0" distB="0" distL="0" distR="0" wp14:anchorId="2E1A7CEA" wp14:editId="044C3158">
             <wp:extent cx="5940425" cy="1394460"/>
@@ -3730,6 +3767,9 @@
     </w:p>
     <w:p>
       <w:r>
+        <w:rPr>
+          <w:noProof/>
+        </w:rPr>
         <w:drawing>
           <wp:inline distT="0" distB="0" distL="0" distR="0" wp14:anchorId="4B7D4B04" wp14:editId="4D7BB4A5">
             <wp:extent cx="5940316" cy="3333750"/>
@@ -3769,6 +3809,9 @@
     </w:p>
     <w:p>
       <w:r>
+        <w:rPr>
+          <w:noProof/>
+        </w:rPr>
         <w:drawing>
           <wp:inline distT="0" distB="0" distL="0" distR="0" wp14:anchorId="25D6DFAD" wp14:editId="5D237A87">
             <wp:extent cx="4419943" cy="1438275"/>
